--- a/content/w101.docx
+++ b/content/w101.docx
@@ -7,7 +7,7 @@
         <w:pStyle w:val="Title"/>
       </w:pPr>
       <w:r>
-        <w:t xml:space="preserve">Placeholder - Check Back Later</w:t>
+        <w:t xml:space="preserve">10.1 - CC: Public Policy</w:t>
       </w:r>
     </w:p>
     <w:p>

--- a/content/w101.docx
+++ b/content/w101.docx
@@ -7,7 +7,7 @@
         <w:pStyle w:val="Title"/>
       </w:pPr>
       <w:r>
-        <w:t xml:space="preserve">10.1 - CC: Public Policy</w:t>
+        <w:t xml:space="preserve">10.1 - CC: Government</w:t>
       </w:r>
     </w:p>
     <w:p>
@@ -95,6 +95,16 @@
         <w:t xml:space="preserve">📖 Read:</w:t>
       </w:r>
     </w:p>
+    <w:bookmarkEnd w:id="22"/>
+    <w:bookmarkStart w:id="23" w:name="listen"/>
+    <w:p>
+      <w:pPr>
+        <w:pStyle w:val="Heading4"/>
+      </w:pPr>
+      <w:r>
+        <w:t xml:space="preserve">🎧 Listen:</w:t>
+      </w:r>
+    </w:p>
     <w:p>
       <w:pPr>
         <w:pStyle w:val="Compact"/>
@@ -104,17 +114,23 @@
         </w:numPr>
       </w:pPr>
       <w:r>
-        <w:t xml:space="preserve">test</w:t>
-      </w:r>
-    </w:p>
-    <w:bookmarkEnd w:id="22"/>
-    <w:bookmarkStart w:id="23" w:name="listen"/>
+        <w:t xml:space="preserve">Ezra Klein Show,</w:t>
+      </w:r>
+      <w:r>
+        <w:t xml:space="preserve"> </w:t>
+      </w:r>
+      <w:r>
+        <w:t xml:space="preserve">“The Government Knows AGI is Coming”</w:t>
+      </w:r>
+    </w:p>
+    <w:bookmarkEnd w:id="23"/>
+    <w:bookmarkStart w:id="24" w:name="watch"/>
     <w:p>
       <w:pPr>
         <w:pStyle w:val="Heading4"/>
       </w:pPr>
       <w:r>
-        <w:t xml:space="preserve">🎧 Listen:</w:t>
+        <w:t xml:space="preserve">📺 Watch:</w:t>
       </w:r>
     </w:p>
     <w:p>
@@ -126,23 +142,17 @@
         </w:numPr>
       </w:pPr>
       <w:r>
-        <w:t xml:space="preserve">Ezra Klein Show,</w:t>
-      </w:r>
-      <w:r>
-        <w:t xml:space="preserve"> </w:t>
-      </w:r>
-      <w:r>
-        <w:t xml:space="preserve">“The Government Knows AGI is Coming”</w:t>
-      </w:r>
-    </w:p>
-    <w:bookmarkEnd w:id="23"/>
-    <w:bookmarkStart w:id="24" w:name="watch"/>
+        <w:t xml:space="preserve">test</w:t>
+      </w:r>
+    </w:p>
+    <w:bookmarkEnd w:id="24"/>
+    <w:bookmarkStart w:id="27" w:name="browse"/>
     <w:p>
       <w:pPr>
         <w:pStyle w:val="Heading4"/>
       </w:pPr>
       <w:r>
-        <w:t xml:space="preserve">📺 Watch:</w:t>
+        <w:t xml:space="preserve">🌐 Browse:</w:t>
       </w:r>
     </w:p>
     <w:p>
@@ -154,17 +164,54 @@
         </w:numPr>
       </w:pPr>
       <w:r>
-        <w:t xml:space="preserve">test</w:t>
-      </w:r>
-    </w:p>
-    <w:bookmarkEnd w:id="24"/>
-    <w:bookmarkStart w:id="25" w:name="browse"/>
+        <w:t xml:space="preserve">Toby Ord,</w:t>
+      </w:r>
+      <w:r>
+        <w:t xml:space="preserve"> </w:t>
+      </w:r>
+      <w:hyperlink r:id="rId25">
+        <w:r>
+          <w:rPr>
+            <w:rStyle w:val="Hyperlink"/>
+          </w:rPr>
+          <w:t xml:space="preserve">Inference Scaling Reshapes AI Governance</w:t>
+        </w:r>
+      </w:hyperlink>
+    </w:p>
+    <w:p>
+      <w:pPr>
+        <w:pStyle w:val="Compact"/>
+        <w:numPr>
+          <w:ilvl w:val="0"/>
+          <w:numId w:val="1005"/>
+        </w:numPr>
+      </w:pPr>
+      <w:r>
+        <w:t xml:space="preserve">Zhang, et al. </w:t>
+      </w:r>
+      <w:hyperlink r:id="rId26">
+        <w:r>
+          <w:rPr>
+            <w:rStyle w:val="Hyperlink"/>
+          </w:rPr>
+          <w:t xml:space="preserve">Ethics and Governance of Artificial Intelligence: Evidence from a Survey of Machine Learning Researchers</w:t>
+        </w:r>
+      </w:hyperlink>
+      <w:r>
+        <w:t xml:space="preserve"> </w:t>
+      </w:r>
+      <w:r>
+        <w:t xml:space="preserve">Journal of Artificial Intelligence Research.</w:t>
+      </w:r>
+    </w:p>
+    <w:bookmarkEnd w:id="27"/>
+    <w:bookmarkStart w:id="28" w:name="additional-resources"/>
     <w:p>
       <w:pPr>
         <w:pStyle w:val="Heading4"/>
       </w:pPr>
       <w:r>
-        <w:t xml:space="preserve">🌐 Browse:</w:t>
+        <w:t xml:space="preserve">📚 Additional Resources:</w:t>
       </w:r>
     </w:p>
     <w:p>
@@ -179,14 +226,14 @@
         <w:t xml:space="preserve">test</w:t>
       </w:r>
     </w:p>
-    <w:bookmarkEnd w:id="25"/>
-    <w:bookmarkStart w:id="26" w:name="additional-resources"/>
+    <w:bookmarkEnd w:id="28"/>
+    <w:bookmarkStart w:id="32" w:name="submit"/>
     <w:p>
       <w:pPr>
         <w:pStyle w:val="Heading4"/>
       </w:pPr>
       <w:r>
-        <w:t xml:space="preserve">📚 Additional Resources:</w:t>
+        <w:t xml:space="preserve">📝 Submit:</w:t>
       </w:r>
     </w:p>
     <w:p>
@@ -195,28 +242,6 @@
         <w:numPr>
           <w:ilvl w:val="0"/>
           <w:numId w:val="1007"/>
-        </w:numPr>
-      </w:pPr>
-      <w:r>
-        <w:t xml:space="preserve">test</w:t>
-      </w:r>
-    </w:p>
-    <w:bookmarkEnd w:id="26"/>
-    <w:bookmarkStart w:id="30" w:name="submit"/>
-    <w:p>
-      <w:pPr>
-        <w:pStyle w:val="Heading4"/>
-      </w:pPr>
-      <w:r>
-        <w:t xml:space="preserve">📝 Submit:</w:t>
-      </w:r>
-    </w:p>
-    <w:p>
-      <w:pPr>
-        <w:pStyle w:val="Compact"/>
-        <w:numPr>
-          <w:ilvl w:val="0"/>
-          <w:numId w:val="1008"/>
         </w:numPr>
       </w:pPr>
       <w:r>
@@ -264,18 +289,18 @@
                 <wp:inline>
                   <wp:extent cx="152400" cy="152400"/>
                   <wp:effectExtent b="0" l="0" r="0" t="0"/>
-                  <wp:docPr descr="" title="" id="28" name="Picture"/>
+                  <wp:docPr descr="" title="" id="30" name="Picture"/>
                   <a:graphic>
                     <a:graphicData uri="http://schemas.openxmlformats.org/drawingml/2006/picture">
                       <pic:pic>
                         <pic:nvPicPr>
-                          <pic:cNvPr descr="/opt/quarto/share/formats/docx/tip.png" id="29" name="Picture"/>
+                          <pic:cNvPr descr="/opt/quarto/share/formats/docx/tip.png" id="31" name="Picture"/>
                           <pic:cNvPicPr>
                             <a:picLocks noChangeArrowheads="1" noChangeAspect="1"/>
                           </pic:cNvPicPr>
                         </pic:nvPicPr>
                         <pic:blipFill>
-                          <a:blip r:embed="rId27"/>
+                          <a:blip r:embed="rId29"/>
                           <a:stretch>
                             <a:fillRect/>
                           </a:stretch>
@@ -329,7 +354,7 @@
               <w:pStyle w:val="Compact"/>
               <w:numPr>
                 <w:ilvl w:val="0"/>
-                <w:numId w:val="1009"/>
+                <w:numId w:val="1008"/>
               </w:numPr>
             </w:pPr>
             <w:r>
@@ -365,7 +390,7 @@
               <w:pStyle w:val="Compact"/>
               <w:numPr>
                 <w:ilvl w:val="0"/>
-                <w:numId w:val="1009"/>
+                <w:numId w:val="1008"/>
               </w:numPr>
             </w:pPr>
             <w:r>
@@ -383,7 +408,7 @@
               <w:pStyle w:val="Compact"/>
               <w:numPr>
                 <w:ilvl w:val="0"/>
-                <w:numId w:val="1009"/>
+                <w:numId w:val="1008"/>
               </w:numPr>
             </w:pPr>
             <w:r>
@@ -400,7 +425,49 @@
         </w:tc>
       </w:tr>
     </w:tbl>
-    <w:bookmarkEnd w:id="30"/>
+    <w:p>
+      <w:pPr>
+        <w:pStyle w:val="FirstParagraph"/>
+      </w:pPr>
+      <w:r>
+        <w:t xml:space="preserve">law &amp; democracy?</w:t>
+      </w:r>
+    </w:p>
+    <w:p>
+      <w:pPr>
+        <w:pStyle w:val="BodyText"/>
+      </w:pPr>
+      <w:r>
+        <w:t xml:space="preserve">AI and Law?</w:t>
+      </w:r>
+      <w:r>
+        <w:t xml:space="preserve"> </w:t>
+      </w:r>
+      <w:r>
+        <w:t xml:space="preserve">AI Law Hallucination argument</w:t>
+      </w:r>
+      <w:r>
+        <w:t xml:space="preserve"> </w:t>
+      </w:r>
+      <w:r>
+        <w:t xml:space="preserve">AI hallucination prevalence</w:t>
+      </w:r>
+    </w:p>
+    <w:p>
+      <w:pPr>
+        <w:pStyle w:val="BodyText"/>
+      </w:pPr>
+      <w:r>
+        <w:t xml:space="preserve">AI and Responsibility</w:t>
+      </w:r>
+      <w:r>
+        <w:t xml:space="preserve"> </w:t>
+      </w:r>
+      <w:r>
+        <w:t xml:space="preserve">Himmelreich; Killer Robots</w:t>
+      </w:r>
+    </w:p>
+    <w:bookmarkEnd w:id="32"/>
     <w:sectPr>
       <w:footnotePr>
         <w:numRestart w:val="eachSect"/>
@@ -639,9 +706,6 @@
     <w:abstractNumId w:val="991"/>
   </w:num>
   <w:num w:numId="1008">
-    <w:abstractNumId w:val="991"/>
-  </w:num>
-  <w:num w:numId="1009">
     <w:abstractNumId w:val="991"/>
   </w:num>
 </w:numbering>

--- a/content/w101.docx
+++ b/content/w101.docx
@@ -34,13 +34,13 @@
         <w:t xml:space="preserve">S2026</w:t>
       </w:r>
     </w:p>
-    <w:bookmarkStart w:id="20" w:name="debate"/>
+    <w:bookmarkStart w:id="20" w:name="think"/>
     <w:p>
       <w:pPr>
         <w:pStyle w:val="Heading4"/>
       </w:pPr>
       <w:r>
-        <w:t xml:space="preserve">⚖️ Debate!</w:t>
+        <w:t xml:space="preserve">🧠 Think:</w:t>
       </w:r>
     </w:p>
     <w:p>
@@ -52,21 +52,17 @@
         </w:numPr>
       </w:pPr>
       <w:r>
-        <w:rPr>
-          <w:i/>
-          <w:iCs/>
-        </w:rPr>
-        <w:t xml:space="preserve">test</w:t>
+        <w:t xml:space="preserve">TBD</w:t>
       </w:r>
     </w:p>
     <w:bookmarkEnd w:id="20"/>
-    <w:bookmarkStart w:id="21" w:name="think"/>
+    <w:bookmarkStart w:id="21" w:name="read"/>
     <w:p>
       <w:pPr>
         <w:pStyle w:val="Heading4"/>
       </w:pPr>
       <w:r>
-        <w:t xml:space="preserve">🧠 Think:</w:t>
+        <w:t xml:space="preserve">📖 Read:</w:t>
       </w:r>
     </w:p>
     <w:p>
@@ -78,25 +74,11 @@
         </w:numPr>
       </w:pPr>
       <w:r>
-        <w:rPr>
-          <w:i/>
-          <w:iCs/>
-        </w:rPr>
-        <w:t xml:space="preserve">test</w:t>
+        <w:t xml:space="preserve">TBD</w:t>
       </w:r>
     </w:p>
     <w:bookmarkEnd w:id="21"/>
-    <w:bookmarkStart w:id="22" w:name="read"/>
-    <w:p>
-      <w:pPr>
-        <w:pStyle w:val="Heading4"/>
-      </w:pPr>
-      <w:r>
-        <w:t xml:space="preserve">📖 Read:</w:t>
-      </w:r>
-    </w:p>
-    <w:bookmarkEnd w:id="22"/>
-    <w:bookmarkStart w:id="23" w:name="listen"/>
+    <w:bookmarkStart w:id="22" w:name="listen"/>
     <w:p>
       <w:pPr>
         <w:pStyle w:val="Heading4"/>
@@ -123,8 +105,8 @@
         <w:t xml:space="preserve">“The Government Knows AGI is Coming”</w:t>
       </w:r>
     </w:p>
-    <w:bookmarkEnd w:id="23"/>
-    <w:bookmarkStart w:id="24" w:name="watch"/>
+    <w:bookmarkEnd w:id="22"/>
+    <w:bookmarkStart w:id="23" w:name="watch"/>
     <w:p>
       <w:pPr>
         <w:pStyle w:val="Heading4"/>
@@ -142,11 +124,11 @@
         </w:numPr>
       </w:pPr>
       <w:r>
-        <w:t xml:space="preserve">test</w:t>
-      </w:r>
-    </w:p>
-    <w:bookmarkEnd w:id="24"/>
-    <w:bookmarkStart w:id="27" w:name="browse"/>
+        <w:t xml:space="preserve">TBD</w:t>
+      </w:r>
+    </w:p>
+    <w:bookmarkEnd w:id="23"/>
+    <w:bookmarkStart w:id="26" w:name="browse"/>
     <w:p>
       <w:pPr>
         <w:pStyle w:val="Heading4"/>
@@ -169,7 +151,7 @@
       <w:r>
         <w:t xml:space="preserve"> </w:t>
       </w:r>
-      <w:hyperlink r:id="rId25">
+      <w:hyperlink r:id="rId24">
         <w:r>
           <w:rPr>
             <w:rStyle w:val="Hyperlink"/>
@@ -189,7 +171,7 @@
       <w:r>
         <w:t xml:space="preserve">Zhang, et al. </w:t>
       </w:r>
-      <w:hyperlink r:id="rId26">
+      <w:hyperlink r:id="rId25">
         <w:r>
           <w:rPr>
             <w:rStyle w:val="Hyperlink"/>
@@ -204,8 +186,8 @@
         <w:t xml:space="preserve">Journal of Artificial Intelligence Research.</w:t>
       </w:r>
     </w:p>
-    <w:bookmarkEnd w:id="27"/>
-    <w:bookmarkStart w:id="28" w:name="additional-resources"/>
+    <w:bookmarkEnd w:id="26"/>
+    <w:bookmarkStart w:id="27" w:name="additional-resources"/>
     <w:p>
       <w:pPr>
         <w:pStyle w:val="Heading4"/>
@@ -223,11 +205,11 @@
         </w:numPr>
       </w:pPr>
       <w:r>
-        <w:t xml:space="preserve">test</w:t>
-      </w:r>
-    </w:p>
-    <w:bookmarkEnd w:id="28"/>
-    <w:bookmarkStart w:id="32" w:name="submit"/>
+        <w:t xml:space="preserve">TBD</w:t>
+      </w:r>
+    </w:p>
+    <w:bookmarkEnd w:id="27"/>
+    <w:bookmarkStart w:id="31" w:name="submit"/>
     <w:p>
       <w:pPr>
         <w:pStyle w:val="Heading4"/>
@@ -289,18 +271,18 @@
                 <wp:inline>
                   <wp:extent cx="152400" cy="152400"/>
                   <wp:effectExtent b="0" l="0" r="0" t="0"/>
-                  <wp:docPr descr="" title="" id="30" name="Picture"/>
+                  <wp:docPr descr="" title="" id="29" name="Picture"/>
                   <a:graphic>
                     <a:graphicData uri="http://schemas.openxmlformats.org/drawingml/2006/picture">
                       <pic:pic>
                         <pic:nvPicPr>
-                          <pic:cNvPr descr="/opt/quarto/share/formats/docx/tip.png" id="31" name="Picture"/>
+                          <pic:cNvPr descr="/opt/quarto/share/formats/docx/tip.png" id="30" name="Picture"/>
                           <pic:cNvPicPr>
                             <a:picLocks noChangeArrowheads="1" noChangeAspect="1"/>
                           </pic:cNvPicPr>
                         </pic:nvPicPr>
                         <pic:blipFill>
-                          <a:blip r:embed="rId29"/>
+                          <a:blip r:embed="rId28"/>
                           <a:stretch>
                             <a:fillRect/>
                           </a:stretch>
@@ -430,7 +412,14 @@
         <w:pStyle w:val="FirstParagraph"/>
       </w:pPr>
       <w:r>
-        <w:t xml:space="preserve">law &amp; democracy?</w:t>
+        <w:rPr>
+          <w:i/>
+          <w:iCs/>
+        </w:rPr>
+        <w:t xml:space="preserve">Notes</w:t>
+      </w:r>
+      <w:r>
+        <w:t xml:space="preserve">:</w:t>
       </w:r>
     </w:p>
     <w:p>
@@ -438,13 +427,21 @@
         <w:pStyle w:val="BodyText"/>
       </w:pPr>
       <w:r>
-        <w:t xml:space="preserve">AI and Law?</w:t>
+        <w:t xml:space="preserve">law &amp; democracy</w:t>
+      </w:r>
+    </w:p>
+    <w:p>
+      <w:pPr>
+        <w:pStyle w:val="BodyText"/>
+      </w:pPr>
+      <w:r>
+        <w:t xml:space="preserve">AI and Law</w:t>
       </w:r>
       <w:r>
         <w:t xml:space="preserve"> </w:t>
       </w:r>
       <w:r>
-        <w:t xml:space="preserve">AI Law Hallucination argument</w:t>
+        <w:t xml:space="preserve">AI Law/Hallucination argument</w:t>
       </w:r>
       <w:r>
         <w:t xml:space="preserve"> </w:t>
@@ -467,7 +464,7 @@
         <w:t xml:space="preserve">Himmelreich; Killer Robots</w:t>
       </w:r>
     </w:p>
-    <w:bookmarkEnd w:id="32"/>
+    <w:bookmarkEnd w:id="31"/>
     <w:sectPr>
       <w:footnotePr>
         <w:numRestart w:val="eachSect"/>

--- a/content/w101.docx
+++ b/content/w101.docx
@@ -52,11 +52,47 @@
         </w:numPr>
       </w:pPr>
       <w:r>
-        <w:t xml:space="preserve">TBD</w:t>
+        <w:rPr>
+          <w:i/>
+          <w:iCs/>
+        </w:rPr>
+        <w:t xml:space="preserve">How does the use of AI support or undermine shared civic life?</w:t>
+      </w:r>
+    </w:p>
+    <w:p>
+      <w:pPr>
+        <w:pStyle w:val="Compact"/>
+        <w:numPr>
+          <w:ilvl w:val="0"/>
+          <w:numId w:val="1001"/>
+        </w:numPr>
+      </w:pPr>
+      <w:r>
+        <w:rPr>
+          <w:i/>
+          <w:iCs/>
+        </w:rPr>
+        <w:t xml:space="preserve">What complications does AI pose for the public policy process?</w:t>
+      </w:r>
+    </w:p>
+    <w:p>
+      <w:pPr>
+        <w:pStyle w:val="Compact"/>
+        <w:numPr>
+          <w:ilvl w:val="0"/>
+          <w:numId w:val="1001"/>
+        </w:numPr>
+      </w:pPr>
+      <w:r>
+        <w:rPr>
+          <w:i/>
+          <w:iCs/>
+        </w:rPr>
+        <w:t xml:space="preserve">What kinds of policy and governance do we neeed to consider - or re-consider - in the age of AI?</w:t>
       </w:r>
     </w:p>
     <w:bookmarkEnd w:id="20"/>
-    <w:bookmarkStart w:id="21" w:name="read"/>
+    <w:bookmarkStart w:id="22" w:name="read"/>
     <w:p>
       <w:pPr>
         <w:pStyle w:val="Heading4"/>
@@ -74,11 +110,34 @@
         </w:numPr>
       </w:pPr>
       <w:r>
-        <w:t xml:space="preserve">TBD</w:t>
-      </w:r>
-    </w:p>
-    <w:bookmarkEnd w:id="21"/>
-    <w:bookmarkStart w:id="22" w:name="listen"/>
+        <w:t xml:space="preserve">Farrell, 2025.</w:t>
+      </w:r>
+      <w:r>
+        <w:t xml:space="preserve"> </w:t>
+      </w:r>
+      <w:r>
+        <w:t xml:space="preserve">“</w:t>
+      </w:r>
+      <w:hyperlink r:id="rId21">
+        <w:r>
+          <w:rPr>
+            <w:rStyle w:val="Hyperlink"/>
+          </w:rPr>
+          <w:t xml:space="preserve">AI As Governance</w:t>
+        </w:r>
+      </w:hyperlink>
+      <w:r>
+        <w:t xml:space="preserve">”</w:t>
+      </w:r>
+      <w:r>
+        <w:t xml:space="preserve"> </w:t>
+      </w:r>
+      <w:r>
+        <w:t xml:space="preserve">Annual Review of Political Science.</w:t>
+      </w:r>
+    </w:p>
+    <w:bookmarkEnd w:id="22"/>
+    <w:bookmarkStart w:id="25" w:name="listen"/>
     <w:p>
       <w:pPr>
         <w:pStyle w:val="Heading4"/>
@@ -96,23 +155,51 @@
         </w:numPr>
       </w:pPr>
       <w:r>
-        <w:t xml:space="preserve">Ezra Klein Show,</w:t>
+        <w:t xml:space="preserve">Buchanan, Ben. 2025.</w:t>
       </w:r>
       <w:r>
         <w:t xml:space="preserve"> </w:t>
       </w:r>
       <w:r>
-        <w:t xml:space="preserve">“The Government Knows AGI is Coming”</w:t>
-      </w:r>
-    </w:p>
-    <w:bookmarkEnd w:id="22"/>
-    <w:bookmarkStart w:id="23" w:name="watch"/>
+        <w:t xml:space="preserve">“</w:t>
+      </w:r>
+      <w:hyperlink r:id="rId23">
+        <w:r>
+          <w:rPr>
+            <w:rStyle w:val="Hyperlink"/>
+          </w:rPr>
+          <w:t xml:space="preserve">The Government Knows AGI is Coming</w:t>
+        </w:r>
+      </w:hyperlink>
+      <w:r>
+        <w:t xml:space="preserve">”</w:t>
+      </w:r>
+      <w:r>
+        <w:t xml:space="preserve"> </w:t>
+      </w:r>
+      <w:r>
+        <w:t xml:space="preserve">The Ezra Klein Show. See also</w:t>
+      </w:r>
+      <w:r>
+        <w:t xml:space="preserve"> </w:t>
+      </w:r>
+      <w:hyperlink r:id="rId24">
+        <w:r>
+          <w:rPr>
+            <w:rStyle w:val="Hyperlink"/>
+          </w:rPr>
+          <w:t xml:space="preserve">YouTube Link</w:t>
+        </w:r>
+      </w:hyperlink>
+    </w:p>
+    <w:bookmarkEnd w:id="25"/>
+    <w:bookmarkStart w:id="28" w:name="browse"/>
     <w:p>
       <w:pPr>
         <w:pStyle w:val="Heading4"/>
       </w:pPr>
       <w:r>
-        <w:t xml:space="preserve">📺 Watch:</w:t>
+        <w:t xml:space="preserve">🌐 Browse:</w:t>
       </w:r>
     </w:p>
     <w:p>
@@ -124,34 +211,12 @@
         </w:numPr>
       </w:pPr>
       <w:r>
-        <w:t xml:space="preserve">TBD</w:t>
-      </w:r>
-    </w:p>
-    <w:bookmarkEnd w:id="23"/>
-    <w:bookmarkStart w:id="26" w:name="browse"/>
-    <w:p>
-      <w:pPr>
-        <w:pStyle w:val="Heading4"/>
-      </w:pPr>
-      <w:r>
-        <w:t xml:space="preserve">🌐 Browse:</w:t>
-      </w:r>
-    </w:p>
-    <w:p>
-      <w:pPr>
-        <w:pStyle w:val="Compact"/>
-        <w:numPr>
-          <w:ilvl w:val="0"/>
-          <w:numId w:val="1005"/>
-        </w:numPr>
-      </w:pPr>
-      <w:r>
         <w:t xml:space="preserve">Toby Ord,</w:t>
       </w:r>
       <w:r>
         <w:t xml:space="preserve"> </w:t>
       </w:r>
-      <w:hyperlink r:id="rId24">
+      <w:hyperlink r:id="rId26">
         <w:r>
           <w:rPr>
             <w:rStyle w:val="Hyperlink"/>
@@ -165,13 +230,13 @@
         <w:pStyle w:val="Compact"/>
         <w:numPr>
           <w:ilvl w:val="0"/>
-          <w:numId w:val="1005"/>
+          <w:numId w:val="1004"/>
         </w:numPr>
       </w:pPr>
       <w:r>
         <w:t xml:space="preserve">Zhang, et al. </w:t>
       </w:r>
-      <w:hyperlink r:id="rId25">
+      <w:hyperlink r:id="rId27">
         <w:r>
           <w:rPr>
             <w:rStyle w:val="Hyperlink"/>
@@ -186,14 +251,215 @@
         <w:t xml:space="preserve">Journal of Artificial Intelligence Research.</w:t>
       </w:r>
     </w:p>
-    <w:bookmarkEnd w:id="26"/>
-    <w:bookmarkStart w:id="27" w:name="additional-resources"/>
+    <w:bookmarkEnd w:id="28"/>
+    <w:bookmarkStart w:id="35" w:name="additional-resources"/>
     <w:p>
       <w:pPr>
         <w:pStyle w:val="Heading4"/>
       </w:pPr>
       <w:r>
         <w:t xml:space="preserve">📚 Additional Resources:</w:t>
+      </w:r>
+    </w:p>
+    <w:p>
+      <w:pPr>
+        <w:pStyle w:val="Compact"/>
+        <w:numPr>
+          <w:ilvl w:val="0"/>
+          <w:numId w:val="1005"/>
+        </w:numPr>
+      </w:pPr>
+      <w:r>
+        <w:t xml:space="preserve">Risse, 2022.</w:t>
+      </w:r>
+      <w:r>
+        <w:t xml:space="preserve"> </w:t>
+      </w:r>
+      <w:r>
+        <w:t xml:space="preserve">“</w:t>
+      </w:r>
+      <w:hyperlink r:id="rId29">
+        <w:r>
+          <w:rPr>
+            <w:rStyle w:val="Hyperlink"/>
+          </w:rPr>
+          <w:t xml:space="preserve">Artificial Intelligence and the Past, Present, and Future of Democracy</w:t>
+        </w:r>
+      </w:hyperlink>
+      <w:r>
+        <w:t xml:space="preserve">”</w:t>
+      </w:r>
+      <w:r>
+        <w:t xml:space="preserve"> </w:t>
+      </w:r>
+      <w:r>
+        <w:rPr>
+          <w:i/>
+          <w:iCs/>
+        </w:rPr>
+        <w:t xml:space="preserve">Cambridge Handbook of Responsible Artificial Intelligence</w:t>
+      </w:r>
+    </w:p>
+    <w:p>
+      <w:pPr>
+        <w:pStyle w:val="Compact"/>
+        <w:numPr>
+          <w:ilvl w:val="0"/>
+          <w:numId w:val="1005"/>
+        </w:numPr>
+      </w:pPr>
+      <w:r>
+        <w:t xml:space="preserve">Martin, et al. </w:t>
+      </w:r>
+      <w:r>
+        <w:t xml:space="preserve">“</w:t>
+      </w:r>
+      <w:hyperlink r:id="rId30">
+        <w:r>
+          <w:rPr>
+            <w:rStyle w:val="Hyperlink"/>
+          </w:rPr>
+          <w:t xml:space="preserve">Political Machines: Understanding the role of Generative AI in the US 2024 elections and beyond</w:t>
+        </w:r>
+      </w:hyperlink>
+      <w:r>
+        <w:t xml:space="preserve">”</w:t>
+      </w:r>
+    </w:p>
+    <w:p>
+      <w:pPr>
+        <w:pStyle w:val="Compact"/>
+        <w:numPr>
+          <w:ilvl w:val="0"/>
+          <w:numId w:val="1005"/>
+        </w:numPr>
+      </w:pPr>
+      <w:r>
+        <w:t xml:space="preserve">Jungherr, 2023.</w:t>
+      </w:r>
+      <w:r>
+        <w:t xml:space="preserve"> </w:t>
+      </w:r>
+      <w:r>
+        <w:t xml:space="preserve">“</w:t>
+      </w:r>
+      <w:hyperlink r:id="rId31">
+        <w:r>
+          <w:rPr>
+            <w:rStyle w:val="Hyperlink"/>
+          </w:rPr>
+          <w:t xml:space="preserve">Artificial Intelligence and Democracy: A Conceptual Framework</w:t>
+        </w:r>
+      </w:hyperlink>
+      <w:r>
+        <w:t xml:space="preserve">”</w:t>
+      </w:r>
+    </w:p>
+    <w:p>
+      <w:pPr>
+        <w:pStyle w:val="Compact"/>
+        <w:numPr>
+          <w:ilvl w:val="0"/>
+          <w:numId w:val="1005"/>
+        </w:numPr>
+      </w:pPr>
+      <w:r>
+        <w:t xml:space="preserve">Zhang,</w:t>
+      </w:r>
+      <w:r>
+        <w:t xml:space="preserve"> </w:t>
+      </w:r>
+      <w:r>
+        <w:t xml:space="preserve">“</w:t>
+      </w:r>
+      <w:hyperlink r:id="rId32">
+        <w:r>
+          <w:rPr>
+            <w:rStyle w:val="Hyperlink"/>
+          </w:rPr>
+          <w:t xml:space="preserve">Public Opinion toward Artificial Intelligence</w:t>
+        </w:r>
+      </w:hyperlink>
+      <w:r>
+        <w:t xml:space="preserve">”</w:t>
+      </w:r>
+      <w:r>
+        <w:t xml:space="preserve"> </w:t>
+      </w:r>
+      <w:r>
+        <w:rPr>
+          <w:i/>
+          <w:iCs/>
+        </w:rPr>
+        <w:t xml:space="preserve">Oxford Handbook of AI Governance</w:t>
+      </w:r>
+    </w:p>
+    <w:p>
+      <w:pPr>
+        <w:pStyle w:val="Compact"/>
+        <w:numPr>
+          <w:ilvl w:val="0"/>
+          <w:numId w:val="1005"/>
+        </w:numPr>
+      </w:pPr>
+      <w:r>
+        <w:t xml:space="preserve">Sifry, 2024.</w:t>
+      </w:r>
+      <w:r>
+        <w:t xml:space="preserve"> </w:t>
+      </w:r>
+      <w:r>
+        <w:t xml:space="preserve">“</w:t>
+      </w:r>
+      <w:hyperlink r:id="rId33">
+        <w:r>
+          <w:rPr>
+            <w:rStyle w:val="Hyperlink"/>
+          </w:rPr>
+          <w:t xml:space="preserve">How AI is Transforming the Way Political Campaigns Work</w:t>
+        </w:r>
+      </w:hyperlink>
+      <w:r>
+        <w:t xml:space="preserve">”</w:t>
+      </w:r>
+    </w:p>
+    <w:p>
+      <w:pPr>
+        <w:pStyle w:val="Compact"/>
+        <w:numPr>
+          <w:ilvl w:val="0"/>
+          <w:numId w:val="1005"/>
+        </w:numPr>
+      </w:pPr>
+      <w:r>
+        <w:t xml:space="preserve">Green et al, 2025.</w:t>
+      </w:r>
+      <w:r>
+        <w:t xml:space="preserve"> </w:t>
+      </w:r>
+      <w:r>
+        <w:t xml:space="preserve">“</w:t>
+      </w:r>
+      <w:hyperlink r:id="rId34">
+        <w:r>
+          <w:rPr>
+            <w:rStyle w:val="Hyperlink"/>
+          </w:rPr>
+          <w:t xml:space="preserve">Linking artificial intelligence job exposure to expectations: Understanding AI losers, winners, and their political preferences</w:t>
+        </w:r>
+      </w:hyperlink>
+      <w:r>
+        <w:t xml:space="preserve">”</w:t>
+      </w:r>
+    </w:p>
+    <w:bookmarkEnd w:id="35"/>
+    <w:bookmarkStart w:id="39" w:name="submit"/>
+    <w:p>
+      <w:pPr>
+        <w:pStyle w:val="Heading4"/>
+      </w:pPr>
+      <w:r>
+        <w:t xml:space="preserve">📝 Submit:</w:t>
       </w:r>
     </w:p>
     <w:p>
@@ -202,28 +468,6 @@
         <w:numPr>
           <w:ilvl w:val="0"/>
           <w:numId w:val="1006"/>
-        </w:numPr>
-      </w:pPr>
-      <w:r>
-        <w:t xml:space="preserve">TBD</w:t>
-      </w:r>
-    </w:p>
-    <w:bookmarkEnd w:id="27"/>
-    <w:bookmarkStart w:id="31" w:name="submit"/>
-    <w:p>
-      <w:pPr>
-        <w:pStyle w:val="Heading4"/>
-      </w:pPr>
-      <w:r>
-        <w:t xml:space="preserve">📝 Submit:</w:t>
-      </w:r>
-    </w:p>
-    <w:p>
-      <w:pPr>
-        <w:pStyle w:val="Compact"/>
-        <w:numPr>
-          <w:ilvl w:val="0"/>
-          <w:numId w:val="1007"/>
         </w:numPr>
       </w:pPr>
       <w:r>
@@ -271,18 +515,18 @@
                 <wp:inline>
                   <wp:extent cx="152400" cy="152400"/>
                   <wp:effectExtent b="0" l="0" r="0" t="0"/>
-                  <wp:docPr descr="" title="" id="29" name="Picture"/>
+                  <wp:docPr descr="" title="" id="37" name="Picture"/>
                   <a:graphic>
                     <a:graphicData uri="http://schemas.openxmlformats.org/drawingml/2006/picture">
                       <pic:pic>
                         <pic:nvPicPr>
-                          <pic:cNvPr descr="/opt/quarto/share/formats/docx/tip.png" id="30" name="Picture"/>
+                          <pic:cNvPr descr="/opt/quarto/share/formats/docx/tip.png" id="38" name="Picture"/>
                           <pic:cNvPicPr>
                             <a:picLocks noChangeArrowheads="1" noChangeAspect="1"/>
                           </pic:cNvPicPr>
                         </pic:nvPicPr>
                         <pic:blipFill>
-                          <a:blip r:embed="rId28"/>
+                          <a:blip r:embed="rId36"/>
                           <a:stretch>
                             <a:fillRect/>
                           </a:stretch>
@@ -336,7 +580,7 @@
               <w:pStyle w:val="Compact"/>
               <w:numPr>
                 <w:ilvl w:val="0"/>
-                <w:numId w:val="1008"/>
+                <w:numId w:val="1007"/>
               </w:numPr>
             </w:pPr>
             <w:r>
@@ -372,7 +616,7 @@
               <w:pStyle w:val="Compact"/>
               <w:numPr>
                 <w:ilvl w:val="0"/>
-                <w:numId w:val="1008"/>
+                <w:numId w:val="1007"/>
               </w:numPr>
             </w:pPr>
             <w:r>
@@ -390,7 +634,7 @@
               <w:pStyle w:val="Compact"/>
               <w:numPr>
                 <w:ilvl w:val="0"/>
-                <w:numId w:val="1008"/>
+                <w:numId w:val="1007"/>
               </w:numPr>
             </w:pPr>
             <w:r>
@@ -464,7 +708,7 @@
         <w:t xml:space="preserve">Himmelreich; Killer Robots</w:t>
       </w:r>
     </w:p>
-    <w:bookmarkEnd w:id="31"/>
+    <w:bookmarkEnd w:id="39"/>
     <w:sectPr>
       <w:footnotePr>
         <w:numRestart w:val="eachSect"/>
@@ -700,9 +944,6 @@
     <w:abstractNumId w:val="991"/>
   </w:num>
   <w:num w:numId="1007">
-    <w:abstractNumId w:val="991"/>
-  </w:num>
-  <w:num w:numId="1008">
     <w:abstractNumId w:val="991"/>
   </w:num>
 </w:numbering>

--- a/content/w101.docx
+++ b/content/w101.docx
@@ -34,7 +34,7 @@
         <w:t xml:space="preserve">S2026</w:t>
       </w:r>
     </w:p>
-    <w:bookmarkStart w:id="20" w:name="think"/>
+    <w:bookmarkStart w:id="9" w:name="think"/>
     <w:p>
       <w:pPr>
         <w:pStyle w:val="Heading4"/>
@@ -91,8 +91,8 @@
         <w:t xml:space="preserve">What kinds of policy and governance do we neeed to consider - or re-consider - in the age of AI?</w:t>
       </w:r>
     </w:p>
-    <w:bookmarkEnd w:id="20"/>
-    <w:bookmarkStart w:id="22" w:name="read"/>
+    <w:bookmarkEnd w:id="9"/>
+    <w:bookmarkStart w:id="11" w:name="read"/>
     <w:p>
       <w:pPr>
         <w:pStyle w:val="Heading4"/>
@@ -118,7 +118,7 @@
       <w:r>
         <w:t xml:space="preserve">“</w:t>
       </w:r>
-      <w:hyperlink r:id="rId21">
+      <w:hyperlink r:id="rId10">
         <w:r>
           <w:rPr>
             <w:rStyle w:val="Hyperlink"/>
@@ -136,8 +136,8 @@
         <w:t xml:space="preserve">Annual Review of Political Science.</w:t>
       </w:r>
     </w:p>
-    <w:bookmarkEnd w:id="22"/>
-    <w:bookmarkStart w:id="25" w:name="listen"/>
+    <w:bookmarkEnd w:id="11"/>
+    <w:bookmarkStart w:id="14" w:name="listen"/>
     <w:p>
       <w:pPr>
         <w:pStyle w:val="Heading4"/>
@@ -163,7 +163,7 @@
       <w:r>
         <w:t xml:space="preserve">“</w:t>
       </w:r>
-      <w:hyperlink r:id="rId23">
+      <w:hyperlink r:id="rId12">
         <w:r>
           <w:rPr>
             <w:rStyle w:val="Hyperlink"/>
@@ -183,7 +183,7 @@
       <w:r>
         <w:t xml:space="preserve"> </w:t>
       </w:r>
-      <w:hyperlink r:id="rId24">
+      <w:hyperlink r:id="rId13">
         <w:r>
           <w:rPr>
             <w:rStyle w:val="Hyperlink"/>
@@ -192,8 +192,8 @@
         </w:r>
       </w:hyperlink>
     </w:p>
-    <w:bookmarkEnd w:id="25"/>
-    <w:bookmarkStart w:id="28" w:name="browse"/>
+    <w:bookmarkEnd w:id="14"/>
+    <w:bookmarkStart w:id="21" w:name="browse"/>
     <w:p>
       <w:pPr>
         <w:pStyle w:val="Heading4"/>
@@ -216,7 +216,7 @@
       <w:r>
         <w:t xml:space="preserve"> </w:t>
       </w:r>
-      <w:hyperlink r:id="rId26">
+      <w:hyperlink r:id="rId15">
         <w:r>
           <w:rPr>
             <w:rStyle w:val="Hyperlink"/>
@@ -236,7 +236,7 @@
       <w:r>
         <w:t xml:space="preserve">Zhang, et al. </w:t>
       </w:r>
-      <w:hyperlink r:id="rId27">
+      <w:hyperlink r:id="rId16">
         <w:r>
           <w:rPr>
             <w:rStyle w:val="Hyperlink"/>
@@ -251,24 +251,116 @@
         <w:t xml:space="preserve">Journal of Artificial Intelligence Research.</w:t>
       </w:r>
     </w:p>
-    <w:bookmarkEnd w:id="28"/>
-    <w:bookmarkStart w:id="35" w:name="additional-resources"/>
-    <w:p>
-      <w:pPr>
-        <w:pStyle w:val="Heading4"/>
-      </w:pPr>
-      <w:r>
-        <w:t xml:space="preserve">📚 Additional Resources:</w:t>
-      </w:r>
-    </w:p>
     <w:p>
       <w:pPr>
         <w:pStyle w:val="Compact"/>
         <w:numPr>
           <w:ilvl w:val="0"/>
+          <w:numId w:val="1004"/>
+        </w:numPr>
+      </w:pPr>
+      <w:r>
+        <w:t xml:space="preserve">The new proposed National Policy AI Framework:</w:t>
+      </w:r>
+    </w:p>
+    <w:p>
+      <w:pPr>
+        <w:pStyle w:val="Compact"/>
+        <w:numPr>
+          <w:ilvl w:val="1"/>
           <w:numId w:val="1005"/>
         </w:numPr>
       </w:pPr>
+      <w:hyperlink r:id="rId17">
+        <w:r>
+          <w:rPr>
+            <w:rStyle w:val="Hyperlink"/>
+          </w:rPr>
+          <w:t xml:space="preserve">The framework</w:t>
+        </w:r>
+      </w:hyperlink>
+    </w:p>
+    <w:p>
+      <w:pPr>
+        <w:pStyle w:val="Compact"/>
+        <w:numPr>
+          <w:ilvl w:val="1"/>
+          <w:numId w:val="1005"/>
+        </w:numPr>
+      </w:pPr>
+      <w:hyperlink r:id="rId18">
+        <w:r>
+          <w:rPr>
+            <w:rStyle w:val="Hyperlink"/>
+          </w:rPr>
+          <w:t xml:space="preserve">The press release</w:t>
+        </w:r>
+      </w:hyperlink>
+    </w:p>
+    <w:p>
+      <w:pPr>
+        <w:pStyle w:val="Compact"/>
+        <w:numPr>
+          <w:ilvl w:val="1"/>
+          <w:numId w:val="1005"/>
+        </w:numPr>
+      </w:pPr>
+      <w:r>
+        <w:t xml:space="preserve">Some press coverage:</w:t>
+      </w:r>
+    </w:p>
+    <w:p>
+      <w:pPr>
+        <w:pStyle w:val="Compact"/>
+        <w:numPr>
+          <w:ilvl w:val="2"/>
+          <w:numId w:val="1006"/>
+        </w:numPr>
+      </w:pPr>
+      <w:hyperlink r:id="rId19">
+        <w:r>
+          <w:rPr>
+            <w:rStyle w:val="Hyperlink"/>
+          </w:rPr>
+          <w:t xml:space="preserve">Wall Stret Journal</w:t>
+        </w:r>
+      </w:hyperlink>
+    </w:p>
+    <w:p>
+      <w:pPr>
+        <w:pStyle w:val="Compact"/>
+        <w:numPr>
+          <w:ilvl w:val="2"/>
+          <w:numId w:val="1006"/>
+        </w:numPr>
+      </w:pPr>
+      <w:hyperlink r:id="rId20">
+        <w:r>
+          <w:rPr>
+            <w:rStyle w:val="Hyperlink"/>
+          </w:rPr>
+          <w:t xml:space="preserve">New York Times</w:t>
+        </w:r>
+      </w:hyperlink>
+    </w:p>
+    <w:bookmarkEnd w:id="21"/>
+    <w:bookmarkStart w:id="28" w:name="additional-resources"/>
+    <w:p>
+      <w:pPr>
+        <w:pStyle w:val="Heading4"/>
+      </w:pPr>
+      <w:r>
+        <w:t xml:space="preserve">📚 Additional Resources:</w:t>
+      </w:r>
+    </w:p>
+    <w:p>
+      <w:pPr>
+        <w:pStyle w:val="Compact"/>
+        <w:numPr>
+          <w:ilvl w:val="0"/>
+          <w:numId w:val="1007"/>
+        </w:numPr>
+      </w:pPr>
       <w:r>
         <w:t xml:space="preserve">Risse, 2022.</w:t>
       </w:r>
@@ -278,7 +370,7 @@
       <w:r>
         <w:t xml:space="preserve">“</w:t>
       </w:r>
-      <w:hyperlink r:id="rId29">
+      <w:hyperlink r:id="rId22">
         <w:r>
           <w:rPr>
             <w:rStyle w:val="Hyperlink"/>
@@ -305,7 +397,7 @@
         <w:pStyle w:val="Compact"/>
         <w:numPr>
           <w:ilvl w:val="0"/>
-          <w:numId w:val="1005"/>
+          <w:numId w:val="1007"/>
         </w:numPr>
       </w:pPr>
       <w:r>
@@ -314,7 +406,7 @@
       <w:r>
         <w:t xml:space="preserve">“</w:t>
       </w:r>
-      <w:hyperlink r:id="rId30">
+      <w:hyperlink r:id="rId23">
         <w:r>
           <w:rPr>
             <w:rStyle w:val="Hyperlink"/>
@@ -331,7 +423,7 @@
         <w:pStyle w:val="Compact"/>
         <w:numPr>
           <w:ilvl w:val="0"/>
-          <w:numId w:val="1005"/>
+          <w:numId w:val="1007"/>
         </w:numPr>
       </w:pPr>
       <w:r>
@@ -343,7 +435,7 @@
       <w:r>
         <w:t xml:space="preserve">“</w:t>
       </w:r>
-      <w:hyperlink r:id="rId31">
+      <w:hyperlink r:id="rId24">
         <w:r>
           <w:rPr>
             <w:rStyle w:val="Hyperlink"/>
@@ -360,7 +452,7 @@
         <w:pStyle w:val="Compact"/>
         <w:numPr>
           <w:ilvl w:val="0"/>
-          <w:numId w:val="1005"/>
+          <w:numId w:val="1007"/>
         </w:numPr>
       </w:pPr>
       <w:r>
@@ -372,7 +464,7 @@
       <w:r>
         <w:t xml:space="preserve">“</w:t>
       </w:r>
-      <w:hyperlink r:id="rId32">
+      <w:hyperlink r:id="rId25">
         <w:r>
           <w:rPr>
             <w:rStyle w:val="Hyperlink"/>
@@ -399,7 +491,7 @@
         <w:pStyle w:val="Compact"/>
         <w:numPr>
           <w:ilvl w:val="0"/>
-          <w:numId w:val="1005"/>
+          <w:numId w:val="1007"/>
         </w:numPr>
       </w:pPr>
       <w:r>
@@ -411,7 +503,7 @@
       <w:r>
         <w:t xml:space="preserve">“</w:t>
       </w:r>
-      <w:hyperlink r:id="rId33">
+      <w:hyperlink r:id="rId26">
         <w:r>
           <w:rPr>
             <w:rStyle w:val="Hyperlink"/>
@@ -428,7 +520,7 @@
         <w:pStyle w:val="Compact"/>
         <w:numPr>
           <w:ilvl w:val="0"/>
-          <w:numId w:val="1005"/>
+          <w:numId w:val="1007"/>
         </w:numPr>
       </w:pPr>
       <w:r>
@@ -440,7 +532,7 @@
       <w:r>
         <w:t xml:space="preserve">“</w:t>
       </w:r>
-      <w:hyperlink r:id="rId34">
+      <w:hyperlink r:id="rId27">
         <w:r>
           <w:rPr>
             <w:rStyle w:val="Hyperlink"/>
@@ -452,8 +544,8 @@
         <w:t xml:space="preserve">”</w:t>
       </w:r>
     </w:p>
-    <w:bookmarkEnd w:id="35"/>
-    <w:bookmarkStart w:id="39" w:name="submit"/>
+    <w:bookmarkEnd w:id="28"/>
+    <w:bookmarkStart w:id="32" w:name="submit"/>
     <w:p>
       <w:pPr>
         <w:pStyle w:val="Heading4"/>
@@ -467,7 +559,7 @@
         <w:pStyle w:val="Compact"/>
         <w:numPr>
           <w:ilvl w:val="0"/>
-          <w:numId w:val="1006"/>
+          <w:numId w:val="1008"/>
         </w:numPr>
       </w:pPr>
       <w:r>
@@ -515,18 +607,18 @@
                 <wp:inline>
                   <wp:extent cx="152400" cy="152400"/>
                   <wp:effectExtent b="0" l="0" r="0" t="0"/>
-                  <wp:docPr descr="" title="" id="37" name="Picture"/>
+                  <wp:docPr descr="" title="" id="30" name="Picture"/>
                   <a:graphic>
                     <a:graphicData uri="http://schemas.openxmlformats.org/drawingml/2006/picture">
                       <pic:pic>
                         <pic:nvPicPr>
-                          <pic:cNvPr descr="/opt/quarto/share/formats/docx/tip.png" id="38" name="Picture"/>
+                          <pic:cNvPr descr="/opt/quarto/share/formats/docx/tip.png" id="31" name="Picture"/>
                           <pic:cNvPicPr>
                             <a:picLocks noChangeArrowheads="1" noChangeAspect="1"/>
                           </pic:cNvPicPr>
                         </pic:nvPicPr>
                         <pic:blipFill>
-                          <a:blip r:embed="rId36"/>
+                          <a:blip r:embed="rId29"/>
                           <a:stretch>
                             <a:fillRect/>
                           </a:stretch>
@@ -580,7 +672,7 @@
               <w:pStyle w:val="Compact"/>
               <w:numPr>
                 <w:ilvl w:val="0"/>
-                <w:numId w:val="1007"/>
+                <w:numId w:val="1009"/>
               </w:numPr>
             </w:pPr>
             <w:r>
@@ -616,7 +708,7 @@
               <w:pStyle w:val="Compact"/>
               <w:numPr>
                 <w:ilvl w:val="0"/>
-                <w:numId w:val="1007"/>
+                <w:numId w:val="1009"/>
               </w:numPr>
             </w:pPr>
             <w:r>
@@ -634,7 +726,7 @@
               <w:pStyle w:val="Compact"/>
               <w:numPr>
                 <w:ilvl w:val="0"/>
-                <w:numId w:val="1007"/>
+                <w:numId w:val="1009"/>
               </w:numPr>
             </w:pPr>
             <w:r>
@@ -708,7 +800,7 @@
         <w:t xml:space="preserve">Himmelreich; Killer Robots</w:t>
       </w:r>
     </w:p>
-    <w:bookmarkEnd w:id="39"/>
+    <w:bookmarkEnd w:id="32"/>
     <w:sectPr>
       <w:footnotePr>
         <w:numRestart w:val="eachSect"/>
@@ -946,6 +1038,12 @@
   <w:num w:numId="1007">
     <w:abstractNumId w:val="991"/>
   </w:num>
+  <w:num w:numId="1008">
+    <w:abstractNumId w:val="991"/>
+  </w:num>
+  <w:num w:numId="1009">
+    <w:abstractNumId w:val="991"/>
+  </w:num>
 </w:numbering>
 </file>
 
@@ -954,10 +1052,10 @@
   <w:docDefaults>
     <w:rPrDefault>
       <w:rPr>
-        <w:rFonts w:asciiTheme="minorHAnsi" w:cstheme="minorBidi" w:eastAsiaTheme="minorHAnsi" w:hAnsiTheme="minorHAnsi"/>
+        <w:rFonts w:asciiTheme="minorHAnsi" w:cstheme="minorBidi" w:eastAsiaTheme="minorEastAsia" w:hAnsiTheme="minorHAnsi"/>
         <w:sz w:val="24"/>
         <w:szCs w:val="24"/>
-        <w:lang w:bidi="ar-SA" w:eastAsia="en-US" w:val="en-US"/>
+        <w:lang w:bidi="ar-SA" w:eastAsia="zh-CN" w:val="en-US"/>
       </w:rPr>
     </w:rPrDefault>
     <w:pPrDefault>
@@ -1498,13 +1596,6 @@
       </w:tblCellMar>
     </w:tblPr>
     <w:tblStylePr w:type="firstRow">
-      <w:tblPr>
-        <w:jc w:val="left"/>
-        <w:tblInd w:type="dxa" w:w="0"/>
-      </w:tblPr>
-      <w:trPr>
-        <w:jc w:val="left"/>
-      </w:trPr>
       <w:tcPr>
         <w:tcBorders>
           <w:bottom w:val="single"/>
